--- a/data/revised_2026-10_full/outputs/v2/Chemistry/SS1.4_Chemical_Bonding/Chemistry_Chemical_Bonding_FinalExplanation.docx
+++ b/data/revised_2026-10_full/outputs/v2/Chemistry/SS1.4_Chemical_Bonding/Chemistry_Chemical_Bonding_FinalExplanation.docx
@@ -3514,7 +3514,7 @@
         </w:rPr>
         <w:t xml:space="preserve">© 2026 SeaVuria and ARES. This work is licensed under a </w:t>
       </w:r>
-      <w:hyperlink w:history="1" r:id="rIdpwavaoujus2inx5tyszrf">
+      <w:hyperlink w:history="1" r:id="rId-8y-pzxgtfti2omz7rbzi">
         <w:r>
           <w:rPr>
             <w:rFonts w:ascii="Arial" w:cs="Arial" w:eastAsia="Arial" w:hAnsi="Arial"/>
@@ -3534,7 +3534,7 @@
         </w:rPr>
         <w:t xml:space="preserve"> (</w:t>
       </w:r>
-      <w:hyperlink w:history="1" r:id="rIdxn4dx5xsripfrh_dykdzs">
+      <w:hyperlink w:history="1" r:id="rIdvrcbzz1lsfylqjlll6tlv">
         <w:r>
           <w:rPr>
             <w:rFonts w:ascii="Arial" w:cs="Arial" w:eastAsia="Arial" w:hAnsi="Arial"/>
@@ -3554,7 +3554,7 @@
         </w:rPr>
         <w:t xml:space="preserve">). To view a copy of this license, visit </w:t>
       </w:r>
-      <w:hyperlink w:history="1" r:id="rIdpvoqpuwidjq741yyfrqmg">
+      <w:hyperlink w:history="1" r:id="rIdcgeyyiniu0me_4_dnb3ts">
         <w:r>
           <w:rPr>
             <w:rFonts w:ascii="Arial" w:cs="Arial" w:eastAsia="Arial" w:hAnsi="Arial"/>
